--- a/docs/docx/01_기획명세서/spec_auth.docx
+++ b/docs/docx/01_기획명세서/spec_auth.docx
@@ -4627,7 +4627,7 @@
         <w:t xml:space="preserve"> </w:t>
       </w:r>
       <w:r>
-        <w:t xml:space="preserve">- 로그인 실패 5회 초과 시 계정을 30분간 잠금한다. 잠금 해제는 시간 경과 또는 관리자 수동 해제다.</w:t>
+        <w:t xml:space="preserve">- 로그인 실패 5회 초과 시 계정을 15분간 잠금한다. 잠금 해제는 시간 경과 또는 관리자 수동 해제다.</w:t>
       </w:r>
       <w:r>
         <w:t xml:space="preserve"> </w:t>
@@ -4645,31 +4645,160 @@
         <w:t xml:space="preserve"> </w:t>
       </w:r>
       <w:r>
-        <w:t xml:space="preserve">- 비밀번호 정책: 최소 6자 이상. 대소문자+숫자 조합 시</w:t>
+        <w:t xml:space="preserve">- 비밀번호 정책: 최소 6자 이상. 대소문자+숫자+특수문자 조합 기반 강도 판정(weak/medium/strong)이다.</w:t>
       </w:r>
       <w:r>
         <w:t xml:space="preserve"> </w:t>
       </w:r>
       <w:r>
-        <w:t xml:space="preserve">“</w:t>
-      </w:r>
-      <w:r>
-        <w:t xml:space="preserve">강함</w:t>
-      </w:r>
-      <w:r>
-        <w:t xml:space="preserve">”</w:t>
+        <w:t xml:space="preserve">- 인증 성공 시 JWT 토큰을 발급하며, 세션 타임아웃은 30분이다.</w:t>
       </w:r>
       <w:r>
         <w:t xml:space="preserve"> </w:t>
       </w:r>
       <w:r>
-        <w:t xml:space="preserve">등급이다.</w:t>
+        <w:t xml:space="preserve">-</w:t>
       </w:r>
       <w:r>
         <w:t xml:space="preserve"> </w:t>
       </w:r>
       <w:r>
-        <w:t xml:space="preserve">- 인증 성공 시 JWT 토큰을 발급하며, 세션 타임아웃은 30분이다.</w:t>
+        <w:rPr>
+          <w:rStyle w:val="VerbatimChar"/>
+        </w:rPr>
+        <w:t xml:space="preserve">rememberMe</w:t>
+      </w:r>
+      <w:r>
+        <w:t xml:space="preserve"> </w:t>
+      </w:r>
+      <w:r>
+        <w:t xml:space="preserve">옵션 시 장기 세션 유지를 허용한다.</w:t>
+      </w:r>
+      <w:r>
+        <w:t xml:space="preserve"> </w:t>
+      </w:r>
+      <w:r>
+        <w:t xml:space="preserve">- AuthUser에는</w:t>
+      </w:r>
+      <w:r>
+        <w:t xml:space="preserve"> </w:t>
+      </w:r>
+      <w:r>
+        <w:rPr>
+          <w:rStyle w:val="VerbatimChar"/>
+        </w:rPr>
+        <w:t xml:space="preserve">staffType</w:t>
+      </w:r>
+      <w:r>
+        <w:t xml:space="preserve">(headquarters/franchise) 필드가 포함된다.</w:t>
+      </w:r>
+      <w:r>
+        <w:t xml:space="preserve"> </w:t>
+      </w:r>
+      <w:r>
+        <w:t xml:space="preserve">- AuthErrorCode 확장:</w:t>
+      </w:r>
+      <w:r>
+        <w:t xml:space="preserve"> </w:t>
+      </w:r>
+      <w:r>
+        <w:rPr>
+          <w:rStyle w:val="VerbatimChar"/>
+        </w:rPr>
+        <w:t xml:space="preserve">ACCOUNT_INVITED</w:t>
+      </w:r>
+      <w:r>
+        <w:t xml:space="preserve">(초대됨, 비밀번호 미설정),</w:t>
+      </w:r>
+      <w:r>
+        <w:t xml:space="preserve"> </w:t>
+      </w:r>
+      <w:r>
+        <w:rPr>
+          <w:rStyle w:val="VerbatimChar"/>
+        </w:rPr>
+        <w:t xml:space="preserve">ACCOUNT_REJECTED</w:t>
+      </w:r>
+      <w:r>
+        <w:t xml:space="preserve">(승인 거절),</w:t>
+      </w:r>
+      <w:r>
+        <w:t xml:space="preserve"> </w:t>
+      </w:r>
+      <w:r>
+        <w:rPr>
+          <w:rStyle w:val="VerbatimChar"/>
+        </w:rPr>
+        <w:t xml:space="preserve">INVITATION_EXPIRED</w:t>
+      </w:r>
+      <w:r>
+        <w:t xml:space="preserve">(초대 만료),</w:t>
+      </w:r>
+      <w:r>
+        <w:t xml:space="preserve"> </w:t>
+      </w:r>
+      <w:r>
+        <w:rPr>
+          <w:rStyle w:val="VerbatimChar"/>
+        </w:rPr>
+        <w:t xml:space="preserve">INVITATION_NOT_FOUND</w:t>
+      </w:r>
+      <w:r>
+        <w:t xml:space="preserve">(유효하지 않은 초대) 추가.</w:t>
+      </w:r>
+      <w:r>
+        <w:t xml:space="preserve"> </w:t>
+      </w:r>
+      <w:r>
+        <w:t xml:space="preserve">- AccountPolicy:</w:t>
+      </w:r>
+      <w:r>
+        <w:t xml:space="preserve"> </w:t>
+      </w:r>
+      <w:r>
+        <w:rPr>
+          <w:rStyle w:val="VerbatimChar"/>
+        </w:rPr>
+        <w:t xml:space="preserve">maxInactiveDays</w:t>
+      </w:r>
+      <w:r>
+        <w:t xml:space="preserve">(30일),</w:t>
+      </w:r>
+      <w:r>
+        <w:t xml:space="preserve"> </w:t>
+      </w:r>
+      <w:r>
+        <w:rPr>
+          <w:rStyle w:val="VerbatimChar"/>
+        </w:rPr>
+        <w:t xml:space="preserve">sessionConcurrencyLimit</w:t>
+      </w:r>
+      <w:r>
+        <w:t xml:space="preserve">(1),</w:t>
+      </w:r>
+      <w:r>
+        <w:t xml:space="preserve"> </w:t>
+      </w:r>
+      <w:r>
+        <w:rPr>
+          <w:rStyle w:val="VerbatimChar"/>
+        </w:rPr>
+        <w:t xml:space="preserve">maxLoginAttempts</w:t>
+      </w:r>
+      <w:r>
+        <w:t xml:space="preserve">(5),</w:t>
+      </w:r>
+      <w:r>
+        <w:t xml:space="preserve"> </w:t>
+      </w:r>
+      <w:r>
+        <w:rPr>
+          <w:rStyle w:val="VerbatimChar"/>
+        </w:rPr>
+        <w:t xml:space="preserve">lockoutDurationMinutes</w:t>
+      </w:r>
+      <w:r>
+        <w:t xml:space="preserve">(15) 기본값 적용.</w:t>
       </w:r>
     </w:p>
     <w:p>

--- a/docs/docx/01_기획명세서/spec_auth.docx
+++ b/docs/docx/01_기획명세서/spec_auth.docx
@@ -4885,6 +4885,1963 @@
       </w:r>
       <w:r>
         <w:t xml:space="preserve">— 세션 타임아웃(30분)은 슬라이딩 윈도우로 구현하되, Refresh Token 방식을 권장한다. Access Token TTL: 15분, Refresh Token TTL: 7일.</w:t>
+      </w:r>
+    </w:p>
+    <w:p>
+      <w:r>
+        <w:pict>
+          <v:rect style="width:0;height:1.5pt" o:hralign="center" o:hrstd="t" o:hr="t"/>
+        </w:pict>
+      </w:r>
+    </w:p>
+    <w:p>
+      <w:pPr>
+        <w:pStyle w:val="Heading2"/>
+      </w:pPr>
+      <w:bookmarkStart w:id="32" w:name="정상작동-시나리오"/>
+      <w:r>
+        <w:t xml:space="preserve">3. 정상작동 시나리오</w:t>
+      </w:r>
+      <w:bookmarkEnd w:id="32"/>
+    </w:p>
+    <w:p>
+      <w:pPr>
+        <w:pStyle w:val="Heading3"/>
+      </w:pPr>
+      <w:bookmarkStart w:id="33" w:name="시나리오-1-로그인-성공-mfa-포함"/>
+      <w:r>
+        <w:t xml:space="preserve">시나리오 1: 로그인 성공 (MFA 포함)</w:t>
+      </w:r>
+      <w:bookmarkEnd w:id="33"/>
+    </w:p>
+    <w:tbl>
+      <w:tblPr>
+        <w:tblStyle w:val="Table"/>
+        <w:jc w:val="center"/>
+        <w:tblLook w:firstRow="1"/>
+        <w:tblW w:w="5000" w:type="pct"/>
+      </w:tblPr>
+      <w:tblGrid>
+        <w:gridCol w:w="2329"/>
+        <w:gridCol w:w="1863"/>
+        <w:gridCol w:w="1863"/>
+        <w:gridCol w:w="1863"/>
+      </w:tblGrid>
+      <w:tr>
+        <w:trPr>
+          <w:cnfStyle w:firstRow="1"/>
+          <w:tblHeader/>
+        </w:trPr>
+        <w:tc>
+          <w:tcPr>
+            <w:tcBorders>
+              <w:bottom w:val="single"/>
+            </w:tcBorders>
+            <w:vAlign w:val="bottom"/>
+            <w:tcBorders>
+              <w:top w:val="single" w:sz="6" w:space="0" w:color="2E75B6"/>
+              <w:bottom w:val="single" w:sz="6" w:space="0" w:color="2E75B6"/>
+              <w:left w:val="single" w:sz="4" w:space="0" w:color="BFBFBF"/>
+              <w:right w:val="single" w:sz="4" w:space="0" w:color="BFBFBF"/>
+            </w:tcBorders>
+            <w:shd w:fill="2E75B6" w:val="clear"/>
+            <w:tcMar>
+              <w:top w:w="50" w:type="dxa"/>
+              <w:bottom w:w="50" w:type="dxa"/>
+              <w:left w:w="100" w:type="dxa"/>
+              <w:right w:w="100" w:type="dxa"/>
+            </w:tcMar>
+          </w:tcPr>
+          <w:p>
+            <w:pPr>
+              <w:pStyle w:val="Compact"/>
+              <w:spacing w:before="20" w:after="20" w:line="280" w:lineRule="exact"/>
+              <w:jc w:val="left"/>
+            </w:pPr>
+            <w:r>
+              <w:rPr>
+                <w:rFonts w:ascii="Arial" w:hAnsi="Arial" w:eastAsia="맑은 고딕"/>
+                <w:b/>
+                <w:color w:val="FFFFFF"/>
+                <w:sz w:val="18"/>
+              </w:rPr>
+              <w:t xml:space="preserve">단계</w:t>
+            </w:r>
+          </w:p>
+        </w:tc>
+        <w:tc>
+          <w:tcPr>
+            <w:tcBorders>
+              <w:bottom w:val="single"/>
+            </w:tcBorders>
+            <w:vAlign w:val="bottom"/>
+            <w:tcBorders>
+              <w:top w:val="single" w:sz="6" w:space="0" w:color="2E75B6"/>
+              <w:bottom w:val="single" w:sz="6" w:space="0" w:color="2E75B6"/>
+              <w:left w:val="single" w:sz="4" w:space="0" w:color="BFBFBF"/>
+              <w:right w:val="single" w:sz="4" w:space="0" w:color="BFBFBF"/>
+            </w:tcBorders>
+            <w:shd w:fill="2E75B6" w:val="clear"/>
+            <w:tcMar>
+              <w:top w:w="50" w:type="dxa"/>
+              <w:bottom w:w="50" w:type="dxa"/>
+              <w:left w:w="100" w:type="dxa"/>
+              <w:right w:w="100" w:type="dxa"/>
+            </w:tcMar>
+          </w:tcPr>
+          <w:p>
+            <w:pPr>
+              <w:pStyle w:val="Compact"/>
+              <w:spacing w:before="20" w:after="20" w:line="280" w:lineRule="exact"/>
+              <w:jc w:val="left"/>
+            </w:pPr>
+            <w:r>
+              <w:rPr>
+                <w:rFonts w:ascii="Arial" w:hAnsi="Arial" w:eastAsia="맑은 고딕"/>
+                <w:b/>
+                <w:color w:val="FFFFFF"/>
+                <w:sz w:val="18"/>
+              </w:rPr>
+              <w:t xml:space="preserve">사용자 행동</w:t>
+            </w:r>
+          </w:p>
+        </w:tc>
+        <w:tc>
+          <w:tcPr>
+            <w:tcBorders>
+              <w:bottom w:val="single"/>
+            </w:tcBorders>
+            <w:vAlign w:val="bottom"/>
+            <w:tcBorders>
+              <w:top w:val="single" w:sz="6" w:space="0" w:color="2E75B6"/>
+              <w:bottom w:val="single" w:sz="6" w:space="0" w:color="2E75B6"/>
+              <w:left w:val="single" w:sz="4" w:space="0" w:color="BFBFBF"/>
+              <w:right w:val="single" w:sz="4" w:space="0" w:color="BFBFBF"/>
+            </w:tcBorders>
+            <w:shd w:fill="2E75B6" w:val="clear"/>
+            <w:tcMar>
+              <w:top w:w="50" w:type="dxa"/>
+              <w:bottom w:w="50" w:type="dxa"/>
+              <w:left w:w="100" w:type="dxa"/>
+              <w:right w:w="100" w:type="dxa"/>
+            </w:tcMar>
+          </w:tcPr>
+          <w:p>
+            <w:pPr>
+              <w:pStyle w:val="Compact"/>
+              <w:spacing w:before="20" w:after="20" w:line="280" w:lineRule="exact"/>
+              <w:jc w:val="left"/>
+            </w:pPr>
+            <w:r>
+              <w:rPr>
+                <w:rFonts w:ascii="Arial" w:hAnsi="Arial" w:eastAsia="맑은 고딕"/>
+                <w:b/>
+                <w:color w:val="FFFFFF"/>
+                <w:sz w:val="18"/>
+              </w:rPr>
+              <w:t xml:space="preserve">시스템 응답</w:t>
+            </w:r>
+          </w:p>
+        </w:tc>
+        <w:tc>
+          <w:tcPr>
+            <w:tcBorders>
+              <w:bottom w:val="single"/>
+            </w:tcBorders>
+            <w:vAlign w:val="bottom"/>
+            <w:tcBorders>
+              <w:top w:val="single" w:sz="6" w:space="0" w:color="2E75B6"/>
+              <w:bottom w:val="single" w:sz="6" w:space="0" w:color="2E75B6"/>
+              <w:left w:val="single" w:sz="4" w:space="0" w:color="BFBFBF"/>
+              <w:right w:val="single" w:sz="4" w:space="0" w:color="BFBFBF"/>
+            </w:tcBorders>
+            <w:shd w:fill="2E75B6" w:val="clear"/>
+            <w:tcMar>
+              <w:top w:w="50" w:type="dxa"/>
+              <w:bottom w:w="50" w:type="dxa"/>
+              <w:left w:w="100" w:type="dxa"/>
+              <w:right w:w="100" w:type="dxa"/>
+            </w:tcMar>
+          </w:tcPr>
+          <w:p>
+            <w:pPr>
+              <w:pStyle w:val="Compact"/>
+              <w:spacing w:before="20" w:after="20" w:line="280" w:lineRule="exact"/>
+              <w:jc w:val="left"/>
+            </w:pPr>
+            <w:r>
+              <w:rPr>
+                <w:rFonts w:ascii="Arial" w:hAnsi="Arial" w:eastAsia="맑은 고딕"/>
+                <w:b/>
+                <w:color w:val="FFFFFF"/>
+                <w:sz w:val="18"/>
+              </w:rPr>
+              <w:t xml:space="preserve">검증 포인트</w:t>
+            </w:r>
+          </w:p>
+        </w:tc>
+      </w:tr>
+      <w:tr>
+        <w:trPr/>
+        <w:tc>
+          <w:tcPr>
+            <w:tcBorders>
+              <w:top w:val="single" w:sz="4" w:space="0" w:color="BFBFBF"/>
+              <w:bottom w:val="single" w:sz="4" w:space="0" w:color="BFBFBF"/>
+              <w:left w:val="single" w:sz="4" w:space="0" w:color="BFBFBF"/>
+              <w:right w:val="single" w:sz="4" w:space="0" w:color="BFBFBF"/>
+            </w:tcBorders>
+            <w:tcMar>
+              <w:top w:w="50" w:type="dxa"/>
+              <w:bottom w:w="50" w:type="dxa"/>
+              <w:left w:w="100" w:type="dxa"/>
+              <w:right w:w="100" w:type="dxa"/>
+            </w:tcMar>
+          </w:tcPr>
+          <w:p>
+            <w:pPr>
+              <w:pStyle w:val="Compact"/>
+              <w:spacing w:before="20" w:after="20" w:line="280" w:lineRule="exact"/>
+              <w:jc w:val="left"/>
+            </w:pPr>
+            <w:r>
+              <w:rPr>
+                <w:rFonts w:ascii="Arial" w:hAnsi="Arial" w:eastAsia="맑은 고딕"/>
+                <w:color w:val="333333"/>
+                <w:sz w:val="18"/>
+              </w:rPr>
+              <w:t xml:space="preserve">1</w:t>
+            </w:r>
+          </w:p>
+        </w:tc>
+        <w:tc>
+          <w:tcPr>
+            <w:tcBorders>
+              <w:top w:val="single" w:sz="4" w:space="0" w:color="BFBFBF"/>
+              <w:bottom w:val="single" w:sz="4" w:space="0" w:color="BFBFBF"/>
+              <w:left w:val="single" w:sz="4" w:space="0" w:color="BFBFBF"/>
+              <w:right w:val="single" w:sz="4" w:space="0" w:color="BFBFBF"/>
+            </w:tcBorders>
+            <w:tcMar>
+              <w:top w:w="50" w:type="dxa"/>
+              <w:bottom w:w="50" w:type="dxa"/>
+              <w:left w:w="100" w:type="dxa"/>
+              <w:right w:w="100" w:type="dxa"/>
+            </w:tcMar>
+          </w:tcPr>
+          <w:p>
+            <w:pPr>
+              <w:pStyle w:val="Compact"/>
+              <w:spacing w:before="20" w:after="20" w:line="280" w:lineRule="exact"/>
+              <w:jc w:val="left"/>
+            </w:pPr>
+            <w:r>
+              <w:rPr>
+                <w:rStyle w:val="VerbatimChar"/>
+                <w:rFonts w:ascii="Arial" w:hAnsi="Arial" w:eastAsia="맑은 고딕"/>
+                <w:color w:val="333333"/>
+                <w:sz w:val="18"/>
+              </w:rPr>
+              <w:t xml:space="preserve">/login</w:t>
+            </w:r>
+            <w:r>
+              <w:rPr>
+                <w:rFonts w:ascii="Arial" w:hAnsi="Arial" w:eastAsia="맑은 고딕"/>
+                <w:color w:val="333333"/>
+                <w:sz w:val="18"/>
+              </w:rPr>
+              <w:t xml:space="preserve"> </w:t>
+            </w:r>
+            <w:r>
+              <w:rPr>
+                <w:rFonts w:ascii="Arial" w:hAnsi="Arial" w:eastAsia="맑은 고딕"/>
+                <w:color w:val="333333"/>
+                <w:sz w:val="18"/>
+              </w:rPr>
+              <w:t xml:space="preserve">접속</w:t>
+            </w:r>
+          </w:p>
+        </w:tc>
+        <w:tc>
+          <w:tcPr>
+            <w:tcBorders>
+              <w:top w:val="single" w:sz="4" w:space="0" w:color="BFBFBF"/>
+              <w:bottom w:val="single" w:sz="4" w:space="0" w:color="BFBFBF"/>
+              <w:left w:val="single" w:sz="4" w:space="0" w:color="BFBFBF"/>
+              <w:right w:val="single" w:sz="4" w:space="0" w:color="BFBFBF"/>
+            </w:tcBorders>
+            <w:tcMar>
+              <w:top w:w="50" w:type="dxa"/>
+              <w:bottom w:w="50" w:type="dxa"/>
+              <w:left w:w="100" w:type="dxa"/>
+              <w:right w:w="100" w:type="dxa"/>
+            </w:tcMar>
+          </w:tcPr>
+          <w:p>
+            <w:pPr>
+              <w:pStyle w:val="Compact"/>
+              <w:spacing w:before="20" w:after="20" w:line="280" w:lineRule="exact"/>
+              <w:jc w:val="left"/>
+            </w:pPr>
+            <w:r>
+              <w:rPr>
+                <w:rFonts w:ascii="Arial" w:hAnsi="Arial" w:eastAsia="맑은 고딕"/>
+                <w:color w:val="333333"/>
+                <w:sz w:val="18"/>
+              </w:rPr>
+              <w:t xml:space="preserve">이메일/비밀번호 폼 렌더링</w:t>
+            </w:r>
+          </w:p>
+        </w:tc>
+        <w:tc>
+          <w:tcPr>
+            <w:tcBorders>
+              <w:top w:val="single" w:sz="4" w:space="0" w:color="BFBFBF"/>
+              <w:bottom w:val="single" w:sz="4" w:space="0" w:color="BFBFBF"/>
+              <w:left w:val="single" w:sz="4" w:space="0" w:color="BFBFBF"/>
+              <w:right w:val="single" w:sz="4" w:space="0" w:color="BFBFBF"/>
+            </w:tcBorders>
+            <w:tcMar>
+              <w:top w:w="50" w:type="dxa"/>
+              <w:bottom w:w="50" w:type="dxa"/>
+              <w:left w:w="100" w:type="dxa"/>
+              <w:right w:w="100" w:type="dxa"/>
+            </w:tcMar>
+          </w:tcPr>
+          <w:p>
+            <w:pPr>
+              <w:pStyle w:val="Compact"/>
+              <w:spacing w:before="20" w:after="20" w:line="280" w:lineRule="exact"/>
+              <w:jc w:val="left"/>
+            </w:pPr>
+            <w:r>
+              <w:rPr>
+                <w:rFonts w:ascii="Arial" w:hAnsi="Arial" w:eastAsia="맑은 고딕"/>
+                <w:color w:val="333333"/>
+                <w:sz w:val="18"/>
+              </w:rPr>
+              <w:t xml:space="preserve">빈 폼, 버튼 비활성</w:t>
+            </w:r>
+          </w:p>
+        </w:tc>
+      </w:tr>
+      <w:tr>
+        <w:trPr/>
+        <w:tc>
+          <w:tcPr>
+            <w:tcBorders>
+              <w:top w:val="single" w:sz="4" w:space="0" w:color="BFBFBF"/>
+              <w:bottom w:val="single" w:sz="4" w:space="0" w:color="BFBFBF"/>
+              <w:left w:val="single" w:sz="4" w:space="0" w:color="BFBFBF"/>
+              <w:right w:val="single" w:sz="4" w:space="0" w:color="BFBFBF"/>
+            </w:tcBorders>
+            <w:shd w:fill="F2F7FB" w:val="clear"/>
+            <w:tcMar>
+              <w:top w:w="50" w:type="dxa"/>
+              <w:bottom w:w="50" w:type="dxa"/>
+              <w:left w:w="100" w:type="dxa"/>
+              <w:right w:w="100" w:type="dxa"/>
+            </w:tcMar>
+          </w:tcPr>
+          <w:p>
+            <w:pPr>
+              <w:pStyle w:val="Compact"/>
+              <w:spacing w:before="20" w:after="20" w:line="280" w:lineRule="exact"/>
+              <w:jc w:val="left"/>
+            </w:pPr>
+            <w:r>
+              <w:rPr>
+                <w:rFonts w:ascii="Arial" w:hAnsi="Arial" w:eastAsia="맑은 고딕"/>
+                <w:color w:val="333333"/>
+                <w:sz w:val="18"/>
+              </w:rPr>
+              <w:t xml:space="preserve">2</w:t>
+            </w:r>
+          </w:p>
+        </w:tc>
+        <w:tc>
+          <w:tcPr>
+            <w:tcBorders>
+              <w:top w:val="single" w:sz="4" w:space="0" w:color="BFBFBF"/>
+              <w:bottom w:val="single" w:sz="4" w:space="0" w:color="BFBFBF"/>
+              <w:left w:val="single" w:sz="4" w:space="0" w:color="BFBFBF"/>
+              <w:right w:val="single" w:sz="4" w:space="0" w:color="BFBFBF"/>
+            </w:tcBorders>
+            <w:shd w:fill="F2F7FB" w:val="clear"/>
+            <w:tcMar>
+              <w:top w:w="50" w:type="dxa"/>
+              <w:bottom w:w="50" w:type="dxa"/>
+              <w:left w:w="100" w:type="dxa"/>
+              <w:right w:w="100" w:type="dxa"/>
+            </w:tcMar>
+          </w:tcPr>
+          <w:p>
+            <w:pPr>
+              <w:pStyle w:val="Compact"/>
+              <w:spacing w:before="20" w:after="20" w:line="280" w:lineRule="exact"/>
+              <w:jc w:val="left"/>
+            </w:pPr>
+            <w:r>
+              <w:rPr>
+                <w:rFonts w:ascii="Arial" w:hAnsi="Arial" w:eastAsia="맑은 고딕"/>
+                <w:color w:val="333333"/>
+                <w:sz w:val="18"/>
+              </w:rPr>
+              <w:t xml:space="preserve">이메일/비밀번호 입력 후 로그인 클릭</w:t>
+            </w:r>
+          </w:p>
+        </w:tc>
+        <w:tc>
+          <w:tcPr>
+            <w:tcBorders>
+              <w:top w:val="single" w:sz="4" w:space="0" w:color="BFBFBF"/>
+              <w:bottom w:val="single" w:sz="4" w:space="0" w:color="BFBFBF"/>
+              <w:left w:val="single" w:sz="4" w:space="0" w:color="BFBFBF"/>
+              <w:right w:val="single" w:sz="4" w:space="0" w:color="BFBFBF"/>
+            </w:tcBorders>
+            <w:shd w:fill="F2F7FB" w:val="clear"/>
+            <w:tcMar>
+              <w:top w:w="50" w:type="dxa"/>
+              <w:bottom w:w="50" w:type="dxa"/>
+              <w:left w:w="100" w:type="dxa"/>
+              <w:right w:w="100" w:type="dxa"/>
+            </w:tcMar>
+          </w:tcPr>
+          <w:p>
+            <w:pPr>
+              <w:pStyle w:val="Compact"/>
+              <w:spacing w:before="20" w:after="20" w:line="280" w:lineRule="exact"/>
+              <w:jc w:val="left"/>
+            </w:pPr>
+            <w:r>
+              <w:rPr>
+                <w:rStyle w:val="VerbatimChar"/>
+                <w:rFonts w:ascii="Arial" w:hAnsi="Arial" w:eastAsia="맑은 고딕"/>
+                <w:color w:val="333333"/>
+                <w:sz w:val="18"/>
+              </w:rPr>
+              <w:t xml:space="preserve">POST /api/auth/login</w:t>
+            </w:r>
+            <w:r>
+              <w:rPr>
+                <w:rFonts w:ascii="Arial" w:hAnsi="Arial" w:eastAsia="맑은 고딕"/>
+                <w:color w:val="333333"/>
+                <w:sz w:val="18"/>
+              </w:rPr>
+              <w:t xml:space="preserve"> </w:t>
+            </w:r>
+            <w:r>
+              <w:rPr>
+                <w:rFonts w:ascii="Arial" w:hAnsi="Arial" w:eastAsia="맑은 고딕"/>
+                <w:color w:val="333333"/>
+                <w:sz w:val="18"/>
+              </w:rPr>
+              <w:t xml:space="preserve">호출</w:t>
+            </w:r>
+          </w:p>
+        </w:tc>
+        <w:tc>
+          <w:tcPr>
+            <w:tcBorders>
+              <w:top w:val="single" w:sz="4" w:space="0" w:color="BFBFBF"/>
+              <w:bottom w:val="single" w:sz="4" w:space="0" w:color="BFBFBF"/>
+              <w:left w:val="single" w:sz="4" w:space="0" w:color="BFBFBF"/>
+              <w:right w:val="single" w:sz="4" w:space="0" w:color="BFBFBF"/>
+            </w:tcBorders>
+            <w:shd w:fill="F2F7FB" w:val="clear"/>
+            <w:tcMar>
+              <w:top w:w="50" w:type="dxa"/>
+              <w:bottom w:w="50" w:type="dxa"/>
+              <w:left w:w="100" w:type="dxa"/>
+              <w:right w:w="100" w:type="dxa"/>
+            </w:tcMar>
+          </w:tcPr>
+          <w:p>
+            <w:pPr>
+              <w:pStyle w:val="Compact"/>
+              <w:spacing w:before="20" w:after="20" w:line="280" w:lineRule="exact"/>
+              <w:jc w:val="left"/>
+            </w:pPr>
+            <w:r>
+              <w:rPr>
+                <w:rFonts w:ascii="Arial" w:hAnsi="Arial" w:eastAsia="맑은 고딕"/>
+                <w:color w:val="333333"/>
+                <w:sz w:val="18"/>
+              </w:rPr>
+              <w:t xml:space="preserve">로딩 스피너 표시</w:t>
+            </w:r>
+          </w:p>
+        </w:tc>
+      </w:tr>
+      <w:tr>
+        <w:trPr/>
+        <w:tc>
+          <w:tcPr>
+            <w:tcBorders>
+              <w:top w:val="single" w:sz="4" w:space="0" w:color="BFBFBF"/>
+              <w:bottom w:val="single" w:sz="4" w:space="0" w:color="BFBFBF"/>
+              <w:left w:val="single" w:sz="4" w:space="0" w:color="BFBFBF"/>
+              <w:right w:val="single" w:sz="4" w:space="0" w:color="BFBFBF"/>
+            </w:tcBorders>
+            <w:tcMar>
+              <w:top w:w="50" w:type="dxa"/>
+              <w:bottom w:w="50" w:type="dxa"/>
+              <w:left w:w="100" w:type="dxa"/>
+              <w:right w:w="100" w:type="dxa"/>
+            </w:tcMar>
+          </w:tcPr>
+          <w:p>
+            <w:pPr>
+              <w:pStyle w:val="Compact"/>
+              <w:spacing w:before="20" w:after="20" w:line="280" w:lineRule="exact"/>
+              <w:jc w:val="left"/>
+            </w:pPr>
+            <w:r>
+              <w:rPr>
+                <w:rFonts w:ascii="Arial" w:hAnsi="Arial" w:eastAsia="맑은 고딕"/>
+                <w:color w:val="333333"/>
+                <w:sz w:val="18"/>
+              </w:rPr>
+              <w:t xml:space="preserve">3</w:t>
+            </w:r>
+          </w:p>
+        </w:tc>
+        <w:tc>
+          <w:tcPr>
+            <w:tcBorders>
+              <w:top w:val="single" w:sz="4" w:space="0" w:color="BFBFBF"/>
+              <w:bottom w:val="single" w:sz="4" w:space="0" w:color="BFBFBF"/>
+              <w:left w:val="single" w:sz="4" w:space="0" w:color="BFBFBF"/>
+              <w:right w:val="single" w:sz="4" w:space="0" w:color="BFBFBF"/>
+            </w:tcBorders>
+            <w:tcMar>
+              <w:top w:w="50" w:type="dxa"/>
+              <w:bottom w:w="50" w:type="dxa"/>
+              <w:left w:w="100" w:type="dxa"/>
+              <w:right w:w="100" w:type="dxa"/>
+            </w:tcMar>
+          </w:tcPr>
+          <w:p>
+            <w:pPr>
+              <w:pStyle w:val="Compact"/>
+              <w:spacing w:before="20" w:after="20" w:line="280" w:lineRule="exact"/>
+              <w:jc w:val="left"/>
+            </w:pPr>
+            <w:r>
+              <w:rPr>
+                <w:rFonts w:ascii="Arial" w:hAnsi="Arial" w:eastAsia="맑은 고딕"/>
+                <w:color w:val="333333"/>
+                <w:sz w:val="18"/>
+              </w:rPr>
+              <w:t xml:space="preserve">서버: 자격증명 일치 + MFA 필요 판정</w:t>
+            </w:r>
+          </w:p>
+        </w:tc>
+        <w:tc>
+          <w:tcPr>
+            <w:tcBorders>
+              <w:top w:val="single" w:sz="4" w:space="0" w:color="BFBFBF"/>
+              <w:bottom w:val="single" w:sz="4" w:space="0" w:color="BFBFBF"/>
+              <w:left w:val="single" w:sz="4" w:space="0" w:color="BFBFBF"/>
+              <w:right w:val="single" w:sz="4" w:space="0" w:color="BFBFBF"/>
+            </w:tcBorders>
+            <w:tcMar>
+              <w:top w:w="50" w:type="dxa"/>
+              <w:bottom w:w="50" w:type="dxa"/>
+              <w:left w:w="100" w:type="dxa"/>
+              <w:right w:w="100" w:type="dxa"/>
+            </w:tcMar>
+          </w:tcPr>
+          <w:p>
+            <w:pPr>
+              <w:pStyle w:val="Compact"/>
+              <w:spacing w:before="20" w:after="20" w:line="280" w:lineRule="exact"/>
+              <w:jc w:val="left"/>
+            </w:pPr>
+            <w:r>
+              <w:rPr>
+                <w:rStyle w:val="VerbatimChar"/>
+                <w:rFonts w:ascii="Arial" w:hAnsi="Arial" w:eastAsia="맑은 고딕"/>
+                <w:color w:val="333333"/>
+                <w:sz w:val="18"/>
+              </w:rPr>
+              <w:t xml:space="preserve">{ mfaRequired: true }</w:t>
+            </w:r>
+            <w:r>
+              <w:rPr>
+                <w:rFonts w:ascii="Arial" w:hAnsi="Arial" w:eastAsia="맑은 고딕"/>
+                <w:color w:val="333333"/>
+                <w:sz w:val="18"/>
+              </w:rPr>
+              <w:t xml:space="preserve"> </w:t>
+            </w:r>
+            <w:r>
+              <w:rPr>
+                <w:rFonts w:ascii="Arial" w:hAnsi="Arial" w:eastAsia="맑은 고딕"/>
+                <w:color w:val="333333"/>
+                <w:sz w:val="18"/>
+              </w:rPr>
+              <w:t xml:space="preserve">반환, OTP 이메일 발송</w:t>
+            </w:r>
+          </w:p>
+        </w:tc>
+        <w:tc>
+          <w:tcPr>
+            <w:tcBorders>
+              <w:top w:val="single" w:sz="4" w:space="0" w:color="BFBFBF"/>
+              <w:bottom w:val="single" w:sz="4" w:space="0" w:color="BFBFBF"/>
+              <w:left w:val="single" w:sz="4" w:space="0" w:color="BFBFBF"/>
+              <w:right w:val="single" w:sz="4" w:space="0" w:color="BFBFBF"/>
+            </w:tcBorders>
+            <w:tcMar>
+              <w:top w:w="50" w:type="dxa"/>
+              <w:bottom w:w="50" w:type="dxa"/>
+              <w:left w:w="100" w:type="dxa"/>
+              <w:right w:w="100" w:type="dxa"/>
+            </w:tcMar>
+          </w:tcPr>
+          <w:p>
+            <w:pPr>
+              <w:pStyle w:val="Compact"/>
+              <w:spacing w:before="20" w:after="20" w:line="280" w:lineRule="exact"/>
+              <w:jc w:val="left"/>
+            </w:pPr>
+            <w:r>
+              <w:rPr>
+                <w:rFonts w:ascii="Arial" w:hAnsi="Arial" w:eastAsia="맑은 고딕"/>
+                <w:color w:val="333333"/>
+                <w:sz w:val="18"/>
+              </w:rPr>
+              <w:t xml:space="preserve">OTP 입력 폼으로 전환</w:t>
+            </w:r>
+          </w:p>
+        </w:tc>
+      </w:tr>
+      <w:tr>
+        <w:trPr/>
+        <w:tc>
+          <w:tcPr>
+            <w:tcBorders>
+              <w:top w:val="single" w:sz="4" w:space="0" w:color="BFBFBF"/>
+              <w:bottom w:val="single" w:sz="4" w:space="0" w:color="BFBFBF"/>
+              <w:left w:val="single" w:sz="4" w:space="0" w:color="BFBFBF"/>
+              <w:right w:val="single" w:sz="4" w:space="0" w:color="BFBFBF"/>
+            </w:tcBorders>
+            <w:shd w:fill="F2F7FB" w:val="clear"/>
+            <w:tcMar>
+              <w:top w:w="50" w:type="dxa"/>
+              <w:bottom w:w="50" w:type="dxa"/>
+              <w:left w:w="100" w:type="dxa"/>
+              <w:right w:w="100" w:type="dxa"/>
+            </w:tcMar>
+          </w:tcPr>
+          <w:p>
+            <w:pPr>
+              <w:pStyle w:val="Compact"/>
+              <w:spacing w:before="20" w:after="20" w:line="280" w:lineRule="exact"/>
+              <w:jc w:val="left"/>
+            </w:pPr>
+            <w:r>
+              <w:rPr>
+                <w:rFonts w:ascii="Arial" w:hAnsi="Arial" w:eastAsia="맑은 고딕"/>
+                <w:color w:val="333333"/>
+                <w:sz w:val="18"/>
+              </w:rPr>
+              <w:t xml:space="preserve">4</w:t>
+            </w:r>
+          </w:p>
+        </w:tc>
+        <w:tc>
+          <w:tcPr>
+            <w:tcBorders>
+              <w:top w:val="single" w:sz="4" w:space="0" w:color="BFBFBF"/>
+              <w:bottom w:val="single" w:sz="4" w:space="0" w:color="BFBFBF"/>
+              <w:left w:val="single" w:sz="4" w:space="0" w:color="BFBFBF"/>
+              <w:right w:val="single" w:sz="4" w:space="0" w:color="BFBFBF"/>
+            </w:tcBorders>
+            <w:shd w:fill="F2F7FB" w:val="clear"/>
+            <w:tcMar>
+              <w:top w:w="50" w:type="dxa"/>
+              <w:bottom w:w="50" w:type="dxa"/>
+              <w:left w:w="100" w:type="dxa"/>
+              <w:right w:w="100" w:type="dxa"/>
+            </w:tcMar>
+          </w:tcPr>
+          <w:p>
+            <w:pPr>
+              <w:pStyle w:val="Compact"/>
+              <w:spacing w:before="20" w:after="20" w:line="280" w:lineRule="exact"/>
+              <w:jc w:val="left"/>
+            </w:pPr>
+            <w:r>
+              <w:rPr>
+                <w:rFonts w:ascii="Arial" w:hAnsi="Arial" w:eastAsia="맑은 고딕"/>
+                <w:color w:val="333333"/>
+                <w:sz w:val="18"/>
+              </w:rPr>
+              <w:t xml:space="preserve">OTP 6자리 입력 후 확인</w:t>
+            </w:r>
+          </w:p>
+        </w:tc>
+        <w:tc>
+          <w:tcPr>
+            <w:tcBorders>
+              <w:top w:val="single" w:sz="4" w:space="0" w:color="BFBFBF"/>
+              <w:bottom w:val="single" w:sz="4" w:space="0" w:color="BFBFBF"/>
+              <w:left w:val="single" w:sz="4" w:space="0" w:color="BFBFBF"/>
+              <w:right w:val="single" w:sz="4" w:space="0" w:color="BFBFBF"/>
+            </w:tcBorders>
+            <w:shd w:fill="F2F7FB" w:val="clear"/>
+            <w:tcMar>
+              <w:top w:w="50" w:type="dxa"/>
+              <w:bottom w:w="50" w:type="dxa"/>
+              <w:left w:w="100" w:type="dxa"/>
+              <w:right w:w="100" w:type="dxa"/>
+            </w:tcMar>
+          </w:tcPr>
+          <w:p>
+            <w:pPr>
+              <w:pStyle w:val="Compact"/>
+              <w:spacing w:before="20" w:after="20" w:line="280" w:lineRule="exact"/>
+              <w:jc w:val="left"/>
+            </w:pPr>
+            <w:r>
+              <w:rPr>
+                <w:rStyle w:val="VerbatimChar"/>
+                <w:rFonts w:ascii="Arial" w:hAnsi="Arial" w:eastAsia="맑은 고딕"/>
+                <w:color w:val="333333"/>
+                <w:sz w:val="18"/>
+              </w:rPr>
+              <w:t xml:space="preserve">POST /api/auth/verify-mfa</w:t>
+            </w:r>
+            <w:r>
+              <w:rPr>
+                <w:rFonts w:ascii="Arial" w:hAnsi="Arial" w:eastAsia="맑은 고딕"/>
+                <w:color w:val="333333"/>
+                <w:sz w:val="18"/>
+              </w:rPr>
+              <w:t xml:space="preserve"> </w:t>
+            </w:r>
+            <w:r>
+              <w:rPr>
+                <w:rFonts w:ascii="Arial" w:hAnsi="Arial" w:eastAsia="맑은 고딕"/>
+                <w:color w:val="333333"/>
+                <w:sz w:val="18"/>
+              </w:rPr>
+              <w:t xml:space="preserve">호출</w:t>
+            </w:r>
+          </w:p>
+        </w:tc>
+        <w:tc>
+          <w:tcPr>
+            <w:tcBorders>
+              <w:top w:val="single" w:sz="4" w:space="0" w:color="BFBFBF"/>
+              <w:bottom w:val="single" w:sz="4" w:space="0" w:color="BFBFBF"/>
+              <w:left w:val="single" w:sz="4" w:space="0" w:color="BFBFBF"/>
+              <w:right w:val="single" w:sz="4" w:space="0" w:color="BFBFBF"/>
+            </w:tcBorders>
+            <w:shd w:fill="F2F7FB" w:val="clear"/>
+            <w:tcMar>
+              <w:top w:w="50" w:type="dxa"/>
+              <w:bottom w:w="50" w:type="dxa"/>
+              <w:left w:w="100" w:type="dxa"/>
+              <w:right w:w="100" w:type="dxa"/>
+            </w:tcMar>
+          </w:tcPr>
+          <w:p>
+            <w:pPr>
+              <w:pStyle w:val="Compact"/>
+              <w:spacing w:before="20" w:after="20" w:line="280" w:lineRule="exact"/>
+              <w:jc w:val="left"/>
+            </w:pPr>
+            <w:r>
+              <w:rPr>
+                <w:rFonts w:ascii="Arial" w:hAnsi="Arial" w:eastAsia="맑은 고딕"/>
+                <w:color w:val="333333"/>
+                <w:sz w:val="18"/>
+              </w:rPr>
+              <w:t xml:space="preserve">로딩 스피너 표시</w:t>
+            </w:r>
+          </w:p>
+        </w:tc>
+      </w:tr>
+      <w:tr>
+        <w:trPr/>
+        <w:tc>
+          <w:tcPr>
+            <w:tcBorders>
+              <w:top w:val="single" w:sz="4" w:space="0" w:color="BFBFBF"/>
+              <w:bottom w:val="single" w:sz="4" w:space="0" w:color="BFBFBF"/>
+              <w:left w:val="single" w:sz="4" w:space="0" w:color="BFBFBF"/>
+              <w:right w:val="single" w:sz="4" w:space="0" w:color="BFBFBF"/>
+            </w:tcBorders>
+            <w:tcMar>
+              <w:top w:w="50" w:type="dxa"/>
+              <w:bottom w:w="50" w:type="dxa"/>
+              <w:left w:w="100" w:type="dxa"/>
+              <w:right w:w="100" w:type="dxa"/>
+            </w:tcMar>
+          </w:tcPr>
+          <w:p>
+            <w:pPr>
+              <w:pStyle w:val="Compact"/>
+              <w:spacing w:before="20" w:after="20" w:line="280" w:lineRule="exact"/>
+              <w:jc w:val="left"/>
+            </w:pPr>
+            <w:r>
+              <w:rPr>
+                <w:rFonts w:ascii="Arial" w:hAnsi="Arial" w:eastAsia="맑은 고딕"/>
+                <w:color w:val="333333"/>
+                <w:sz w:val="18"/>
+              </w:rPr>
+              <w:t xml:space="preserve">5</w:t>
+            </w:r>
+          </w:p>
+        </w:tc>
+        <w:tc>
+          <w:tcPr>
+            <w:tcBorders>
+              <w:top w:val="single" w:sz="4" w:space="0" w:color="BFBFBF"/>
+              <w:bottom w:val="single" w:sz="4" w:space="0" w:color="BFBFBF"/>
+              <w:left w:val="single" w:sz="4" w:space="0" w:color="BFBFBF"/>
+              <w:right w:val="single" w:sz="4" w:space="0" w:color="BFBFBF"/>
+            </w:tcBorders>
+            <w:tcMar>
+              <w:top w:w="50" w:type="dxa"/>
+              <w:bottom w:w="50" w:type="dxa"/>
+              <w:left w:w="100" w:type="dxa"/>
+              <w:right w:w="100" w:type="dxa"/>
+            </w:tcMar>
+          </w:tcPr>
+          <w:p>
+            <w:pPr>
+              <w:pStyle w:val="Compact"/>
+              <w:spacing w:before="20" w:after="20" w:line="280" w:lineRule="exact"/>
+              <w:jc w:val="left"/>
+            </w:pPr>
+            <w:r>
+              <w:rPr>
+                <w:rFonts w:ascii="Arial" w:hAnsi="Arial" w:eastAsia="맑은 고딕"/>
+                <w:color w:val="333333"/>
+                <w:sz w:val="18"/>
+              </w:rPr>
+              <w:t xml:space="preserve">서버: OTP 일치</w:t>
+            </w:r>
+          </w:p>
+        </w:tc>
+        <w:tc>
+          <w:tcPr>
+            <w:tcBorders>
+              <w:top w:val="single" w:sz="4" w:space="0" w:color="BFBFBF"/>
+              <w:bottom w:val="single" w:sz="4" w:space="0" w:color="BFBFBF"/>
+              <w:left w:val="single" w:sz="4" w:space="0" w:color="BFBFBF"/>
+              <w:right w:val="single" w:sz="4" w:space="0" w:color="BFBFBF"/>
+            </w:tcBorders>
+            <w:tcMar>
+              <w:top w:w="50" w:type="dxa"/>
+              <w:bottom w:w="50" w:type="dxa"/>
+              <w:left w:w="100" w:type="dxa"/>
+              <w:right w:w="100" w:type="dxa"/>
+            </w:tcMar>
+          </w:tcPr>
+          <w:p>
+            <w:pPr>
+              <w:pStyle w:val="Compact"/>
+              <w:spacing w:before="20" w:after="20" w:line="280" w:lineRule="exact"/>
+              <w:jc w:val="left"/>
+            </w:pPr>
+            <w:r>
+              <w:rPr>
+                <w:rFonts w:ascii="Arial" w:hAnsi="Arial" w:eastAsia="맑은 고딕"/>
+                <w:color w:val="333333"/>
+                <w:sz w:val="18"/>
+              </w:rPr>
+              <w:t xml:space="preserve">JWT(Access+Refresh) 발급, 세션 생성</w:t>
+            </w:r>
+          </w:p>
+        </w:tc>
+        <w:tc>
+          <w:tcPr>
+            <w:tcBorders>
+              <w:top w:val="single" w:sz="4" w:space="0" w:color="BFBFBF"/>
+              <w:bottom w:val="single" w:sz="4" w:space="0" w:color="BFBFBF"/>
+              <w:left w:val="single" w:sz="4" w:space="0" w:color="BFBFBF"/>
+              <w:right w:val="single" w:sz="4" w:space="0" w:color="BFBFBF"/>
+            </w:tcBorders>
+            <w:tcMar>
+              <w:top w:w="50" w:type="dxa"/>
+              <w:bottom w:w="50" w:type="dxa"/>
+              <w:left w:w="100" w:type="dxa"/>
+              <w:right w:w="100" w:type="dxa"/>
+            </w:tcMar>
+          </w:tcPr>
+          <w:p>
+            <w:pPr>
+              <w:pStyle w:val="Compact"/>
+              <w:spacing w:before="20" w:after="20" w:line="280" w:lineRule="exact"/>
+              <w:jc w:val="left"/>
+            </w:pPr>
+            <w:r>
+              <w:rPr>
+                <w:rStyle w:val="VerbatimChar"/>
+                <w:rFonts w:ascii="Arial" w:hAnsi="Arial" w:eastAsia="맑은 고딕"/>
+                <w:color w:val="333333"/>
+                <w:sz w:val="18"/>
+              </w:rPr>
+              <w:t xml:space="preserve">/dashboard</w:t>
+            </w:r>
+            <w:r>
+              <w:rPr>
+                <w:rFonts w:ascii="Arial" w:hAnsi="Arial" w:eastAsia="맑은 고딕"/>
+                <w:color w:val="333333"/>
+                <w:sz w:val="18"/>
+              </w:rPr>
+              <w:t xml:space="preserve">로 리다이렉트</w:t>
+            </w:r>
+          </w:p>
+        </w:tc>
+      </w:tr>
+    </w:tbl>
+    <w:p>
+      <w:pPr>
+        <w:pStyle w:val="Heading3"/>
+      </w:pPr>
+      <w:bookmarkStart w:id="34" w:name="시나리오-2-초대-수락-비밀번호-설정"/>
+      <w:r>
+        <w:t xml:space="preserve">시나리오 2: 초대 수락 → 비밀번호 설정</w:t>
+      </w:r>
+      <w:bookmarkEnd w:id="34"/>
+    </w:p>
+    <w:tbl>
+      <w:tblPr>
+        <w:tblStyle w:val="Table"/>
+        <w:jc w:val="center"/>
+        <w:tblLook w:firstRow="1"/>
+        <w:tblW w:w="5000" w:type="pct"/>
+      </w:tblPr>
+      <w:tblGrid>
+        <w:gridCol w:w="2329"/>
+        <w:gridCol w:w="1863"/>
+        <w:gridCol w:w="1863"/>
+        <w:gridCol w:w="1863"/>
+      </w:tblGrid>
+      <w:tr>
+        <w:trPr>
+          <w:cnfStyle w:firstRow="1"/>
+          <w:tblHeader/>
+        </w:trPr>
+        <w:tc>
+          <w:tcPr>
+            <w:tcBorders>
+              <w:bottom w:val="single"/>
+            </w:tcBorders>
+            <w:vAlign w:val="bottom"/>
+            <w:tcBorders>
+              <w:top w:val="single" w:sz="6" w:space="0" w:color="2E75B6"/>
+              <w:bottom w:val="single" w:sz="6" w:space="0" w:color="2E75B6"/>
+              <w:left w:val="single" w:sz="4" w:space="0" w:color="BFBFBF"/>
+              <w:right w:val="single" w:sz="4" w:space="0" w:color="BFBFBF"/>
+            </w:tcBorders>
+            <w:shd w:fill="2E75B6" w:val="clear"/>
+            <w:tcMar>
+              <w:top w:w="50" w:type="dxa"/>
+              <w:bottom w:w="50" w:type="dxa"/>
+              <w:left w:w="100" w:type="dxa"/>
+              <w:right w:w="100" w:type="dxa"/>
+            </w:tcMar>
+          </w:tcPr>
+          <w:p>
+            <w:pPr>
+              <w:pStyle w:val="Compact"/>
+              <w:spacing w:before="20" w:after="20" w:line="280" w:lineRule="exact"/>
+              <w:jc w:val="left"/>
+            </w:pPr>
+            <w:r>
+              <w:rPr>
+                <w:rFonts w:ascii="Arial" w:hAnsi="Arial" w:eastAsia="맑은 고딕"/>
+                <w:b/>
+                <w:color w:val="FFFFFF"/>
+                <w:sz w:val="18"/>
+              </w:rPr>
+              <w:t xml:space="preserve">단계</w:t>
+            </w:r>
+          </w:p>
+        </w:tc>
+        <w:tc>
+          <w:tcPr>
+            <w:tcBorders>
+              <w:bottom w:val="single"/>
+            </w:tcBorders>
+            <w:vAlign w:val="bottom"/>
+            <w:tcBorders>
+              <w:top w:val="single" w:sz="6" w:space="0" w:color="2E75B6"/>
+              <w:bottom w:val="single" w:sz="6" w:space="0" w:color="2E75B6"/>
+              <w:left w:val="single" w:sz="4" w:space="0" w:color="BFBFBF"/>
+              <w:right w:val="single" w:sz="4" w:space="0" w:color="BFBFBF"/>
+            </w:tcBorders>
+            <w:shd w:fill="2E75B6" w:val="clear"/>
+            <w:tcMar>
+              <w:top w:w="50" w:type="dxa"/>
+              <w:bottom w:w="50" w:type="dxa"/>
+              <w:left w:w="100" w:type="dxa"/>
+              <w:right w:w="100" w:type="dxa"/>
+            </w:tcMar>
+          </w:tcPr>
+          <w:p>
+            <w:pPr>
+              <w:pStyle w:val="Compact"/>
+              <w:spacing w:before="20" w:after="20" w:line="280" w:lineRule="exact"/>
+              <w:jc w:val="left"/>
+            </w:pPr>
+            <w:r>
+              <w:rPr>
+                <w:rFonts w:ascii="Arial" w:hAnsi="Arial" w:eastAsia="맑은 고딕"/>
+                <w:b/>
+                <w:color w:val="FFFFFF"/>
+                <w:sz w:val="18"/>
+              </w:rPr>
+              <w:t xml:space="preserve">사용자 행동</w:t>
+            </w:r>
+          </w:p>
+        </w:tc>
+        <w:tc>
+          <w:tcPr>
+            <w:tcBorders>
+              <w:bottom w:val="single"/>
+            </w:tcBorders>
+            <w:vAlign w:val="bottom"/>
+            <w:tcBorders>
+              <w:top w:val="single" w:sz="6" w:space="0" w:color="2E75B6"/>
+              <w:bottom w:val="single" w:sz="6" w:space="0" w:color="2E75B6"/>
+              <w:left w:val="single" w:sz="4" w:space="0" w:color="BFBFBF"/>
+              <w:right w:val="single" w:sz="4" w:space="0" w:color="BFBFBF"/>
+            </w:tcBorders>
+            <w:shd w:fill="2E75B6" w:val="clear"/>
+            <w:tcMar>
+              <w:top w:w="50" w:type="dxa"/>
+              <w:bottom w:w="50" w:type="dxa"/>
+              <w:left w:w="100" w:type="dxa"/>
+              <w:right w:w="100" w:type="dxa"/>
+            </w:tcMar>
+          </w:tcPr>
+          <w:p>
+            <w:pPr>
+              <w:pStyle w:val="Compact"/>
+              <w:spacing w:before="20" w:after="20" w:line="280" w:lineRule="exact"/>
+              <w:jc w:val="left"/>
+            </w:pPr>
+            <w:r>
+              <w:rPr>
+                <w:rFonts w:ascii="Arial" w:hAnsi="Arial" w:eastAsia="맑은 고딕"/>
+                <w:b/>
+                <w:color w:val="FFFFFF"/>
+                <w:sz w:val="18"/>
+              </w:rPr>
+              <w:t xml:space="preserve">시스템 응답</w:t>
+            </w:r>
+          </w:p>
+        </w:tc>
+        <w:tc>
+          <w:tcPr>
+            <w:tcBorders>
+              <w:bottom w:val="single"/>
+            </w:tcBorders>
+            <w:vAlign w:val="bottom"/>
+            <w:tcBorders>
+              <w:top w:val="single" w:sz="6" w:space="0" w:color="2E75B6"/>
+              <w:bottom w:val="single" w:sz="6" w:space="0" w:color="2E75B6"/>
+              <w:left w:val="single" w:sz="4" w:space="0" w:color="BFBFBF"/>
+              <w:right w:val="single" w:sz="4" w:space="0" w:color="BFBFBF"/>
+            </w:tcBorders>
+            <w:shd w:fill="2E75B6" w:val="clear"/>
+            <w:tcMar>
+              <w:top w:w="50" w:type="dxa"/>
+              <w:bottom w:w="50" w:type="dxa"/>
+              <w:left w:w="100" w:type="dxa"/>
+              <w:right w:w="100" w:type="dxa"/>
+            </w:tcMar>
+          </w:tcPr>
+          <w:p>
+            <w:pPr>
+              <w:pStyle w:val="Compact"/>
+              <w:spacing w:before="20" w:after="20" w:line="280" w:lineRule="exact"/>
+              <w:jc w:val="left"/>
+            </w:pPr>
+            <w:r>
+              <w:rPr>
+                <w:rFonts w:ascii="Arial" w:hAnsi="Arial" w:eastAsia="맑은 고딕"/>
+                <w:b/>
+                <w:color w:val="FFFFFF"/>
+                <w:sz w:val="18"/>
+              </w:rPr>
+              <w:t xml:space="preserve">검증 포인트</w:t>
+            </w:r>
+          </w:p>
+        </w:tc>
+      </w:tr>
+      <w:tr>
+        <w:trPr/>
+        <w:tc>
+          <w:tcPr>
+            <w:tcBorders>
+              <w:top w:val="single" w:sz="4" w:space="0" w:color="BFBFBF"/>
+              <w:bottom w:val="single" w:sz="4" w:space="0" w:color="BFBFBF"/>
+              <w:left w:val="single" w:sz="4" w:space="0" w:color="BFBFBF"/>
+              <w:right w:val="single" w:sz="4" w:space="0" w:color="BFBFBF"/>
+            </w:tcBorders>
+            <w:tcMar>
+              <w:top w:w="50" w:type="dxa"/>
+              <w:bottom w:w="50" w:type="dxa"/>
+              <w:left w:w="100" w:type="dxa"/>
+              <w:right w:w="100" w:type="dxa"/>
+            </w:tcMar>
+          </w:tcPr>
+          <w:p>
+            <w:pPr>
+              <w:pStyle w:val="Compact"/>
+              <w:spacing w:before="20" w:after="20" w:line="280" w:lineRule="exact"/>
+              <w:jc w:val="left"/>
+            </w:pPr>
+            <w:r>
+              <w:rPr>
+                <w:rFonts w:ascii="Arial" w:hAnsi="Arial" w:eastAsia="맑은 고딕"/>
+                <w:color w:val="333333"/>
+                <w:sz w:val="18"/>
+              </w:rPr>
+              <w:t xml:space="preserve">1</w:t>
+            </w:r>
+          </w:p>
+        </w:tc>
+        <w:tc>
+          <w:tcPr>
+            <w:tcBorders>
+              <w:top w:val="single" w:sz="4" w:space="0" w:color="BFBFBF"/>
+              <w:bottom w:val="single" w:sz="4" w:space="0" w:color="BFBFBF"/>
+              <w:left w:val="single" w:sz="4" w:space="0" w:color="BFBFBF"/>
+              <w:right w:val="single" w:sz="4" w:space="0" w:color="BFBFBF"/>
+            </w:tcBorders>
+            <w:tcMar>
+              <w:top w:w="50" w:type="dxa"/>
+              <w:bottom w:w="50" w:type="dxa"/>
+              <w:left w:w="100" w:type="dxa"/>
+              <w:right w:w="100" w:type="dxa"/>
+            </w:tcMar>
+          </w:tcPr>
+          <w:p>
+            <w:pPr>
+              <w:pStyle w:val="Compact"/>
+              <w:spacing w:before="20" w:after="20" w:line="280" w:lineRule="exact"/>
+              <w:jc w:val="left"/>
+            </w:pPr>
+            <w:r>
+              <w:rPr>
+                <w:rFonts w:ascii="Arial" w:hAnsi="Arial" w:eastAsia="맑은 고딕"/>
+                <w:color w:val="333333"/>
+                <w:sz w:val="18"/>
+              </w:rPr>
+              <w:t xml:space="preserve">초대 이메일 링크 클릭 →</w:t>
+            </w:r>
+            <w:r>
+              <w:rPr>
+                <w:rFonts w:ascii="Arial" w:hAnsi="Arial" w:eastAsia="맑은 고딕"/>
+                <w:color w:val="333333"/>
+                <w:sz w:val="18"/>
+              </w:rPr>
+              <w:t xml:space="preserve"> </w:t>
+            </w:r>
+            <w:r>
+              <w:rPr>
+                <w:rStyle w:val="VerbatimChar"/>
+                <w:rFonts w:ascii="Arial" w:hAnsi="Arial" w:eastAsia="맑은 고딕"/>
+                <w:color w:val="333333"/>
+                <w:sz w:val="18"/>
+              </w:rPr>
+              <w:t xml:space="preserve">/invitation/accept?token=xxx</w:t>
+            </w:r>
+          </w:p>
+        </w:tc>
+        <w:tc>
+          <w:tcPr>
+            <w:tcBorders>
+              <w:top w:val="single" w:sz="4" w:space="0" w:color="BFBFBF"/>
+              <w:bottom w:val="single" w:sz="4" w:space="0" w:color="BFBFBF"/>
+              <w:left w:val="single" w:sz="4" w:space="0" w:color="BFBFBF"/>
+              <w:right w:val="single" w:sz="4" w:space="0" w:color="BFBFBF"/>
+            </w:tcBorders>
+            <w:tcMar>
+              <w:top w:w="50" w:type="dxa"/>
+              <w:bottom w:w="50" w:type="dxa"/>
+              <w:left w:w="100" w:type="dxa"/>
+              <w:right w:w="100" w:type="dxa"/>
+            </w:tcMar>
+          </w:tcPr>
+          <w:p>
+            <w:pPr>
+              <w:pStyle w:val="Compact"/>
+              <w:spacing w:before="20" w:after="20" w:line="280" w:lineRule="exact"/>
+              <w:jc w:val="left"/>
+            </w:pPr>
+            <w:r>
+              <w:rPr>
+                <w:rStyle w:val="VerbatimChar"/>
+                <w:rFonts w:ascii="Arial" w:hAnsi="Arial" w:eastAsia="맑은 고딕"/>
+                <w:color w:val="333333"/>
+                <w:sz w:val="18"/>
+              </w:rPr>
+              <w:t xml:space="preserve">GET /api/auth/invitation?token=xxx</w:t>
+            </w:r>
+            <w:r>
+              <w:rPr>
+                <w:rFonts w:ascii="Arial" w:hAnsi="Arial" w:eastAsia="맑은 고딕"/>
+                <w:color w:val="333333"/>
+                <w:sz w:val="18"/>
+              </w:rPr>
+              <w:t xml:space="preserve"> </w:t>
+            </w:r>
+            <w:r>
+              <w:rPr>
+                <w:rFonts w:ascii="Arial" w:hAnsi="Arial" w:eastAsia="맑은 고딕"/>
+                <w:color w:val="333333"/>
+                <w:sz w:val="18"/>
+              </w:rPr>
+              <w:t xml:space="preserve">호출</w:t>
+            </w:r>
+          </w:p>
+        </w:tc>
+        <w:tc>
+          <w:tcPr>
+            <w:tcBorders>
+              <w:top w:val="single" w:sz="4" w:space="0" w:color="BFBFBF"/>
+              <w:bottom w:val="single" w:sz="4" w:space="0" w:color="BFBFBF"/>
+              <w:left w:val="single" w:sz="4" w:space="0" w:color="BFBFBF"/>
+              <w:right w:val="single" w:sz="4" w:space="0" w:color="BFBFBF"/>
+            </w:tcBorders>
+            <w:tcMar>
+              <w:top w:w="50" w:type="dxa"/>
+              <w:bottom w:w="50" w:type="dxa"/>
+              <w:left w:w="100" w:type="dxa"/>
+              <w:right w:w="100" w:type="dxa"/>
+            </w:tcMar>
+          </w:tcPr>
+          <w:p>
+            <w:pPr>
+              <w:pStyle w:val="Compact"/>
+              <w:spacing w:before="20" w:after="20" w:line="280" w:lineRule="exact"/>
+              <w:jc w:val="left"/>
+            </w:pPr>
+            <w:r>
+              <w:rPr>
+                <w:rFonts w:ascii="Arial" w:hAnsi="Arial" w:eastAsia="맑은 고딕"/>
+                <w:color w:val="333333"/>
+                <w:sz w:val="18"/>
+              </w:rPr>
+              <w:t xml:space="preserve">토큰 유효성 검증</w:t>
+            </w:r>
+          </w:p>
+        </w:tc>
+      </w:tr>
+      <w:tr>
+        <w:trPr/>
+        <w:tc>
+          <w:tcPr>
+            <w:tcBorders>
+              <w:top w:val="single" w:sz="4" w:space="0" w:color="BFBFBF"/>
+              <w:bottom w:val="single" w:sz="4" w:space="0" w:color="BFBFBF"/>
+              <w:left w:val="single" w:sz="4" w:space="0" w:color="BFBFBF"/>
+              <w:right w:val="single" w:sz="4" w:space="0" w:color="BFBFBF"/>
+            </w:tcBorders>
+            <w:shd w:fill="F2F7FB" w:val="clear"/>
+            <w:tcMar>
+              <w:top w:w="50" w:type="dxa"/>
+              <w:bottom w:w="50" w:type="dxa"/>
+              <w:left w:w="100" w:type="dxa"/>
+              <w:right w:w="100" w:type="dxa"/>
+            </w:tcMar>
+          </w:tcPr>
+          <w:p>
+            <w:pPr>
+              <w:pStyle w:val="Compact"/>
+              <w:spacing w:before="20" w:after="20" w:line="280" w:lineRule="exact"/>
+              <w:jc w:val="left"/>
+            </w:pPr>
+            <w:r>
+              <w:rPr>
+                <w:rFonts w:ascii="Arial" w:hAnsi="Arial" w:eastAsia="맑은 고딕"/>
+                <w:color w:val="333333"/>
+                <w:sz w:val="18"/>
+              </w:rPr>
+              <w:t xml:space="preserve">2</w:t>
+            </w:r>
+          </w:p>
+        </w:tc>
+        <w:tc>
+          <w:tcPr>
+            <w:tcBorders>
+              <w:top w:val="single" w:sz="4" w:space="0" w:color="BFBFBF"/>
+              <w:bottom w:val="single" w:sz="4" w:space="0" w:color="BFBFBF"/>
+              <w:left w:val="single" w:sz="4" w:space="0" w:color="BFBFBF"/>
+              <w:right w:val="single" w:sz="4" w:space="0" w:color="BFBFBF"/>
+            </w:tcBorders>
+            <w:shd w:fill="F2F7FB" w:val="clear"/>
+            <w:tcMar>
+              <w:top w:w="50" w:type="dxa"/>
+              <w:bottom w:w="50" w:type="dxa"/>
+              <w:left w:w="100" w:type="dxa"/>
+              <w:right w:w="100" w:type="dxa"/>
+            </w:tcMar>
+          </w:tcPr>
+          <w:p>
+            <w:pPr>
+              <w:pStyle w:val="Compact"/>
+              <w:spacing w:before="20" w:after="20" w:line="280" w:lineRule="exact"/>
+              <w:jc w:val="left"/>
+            </w:pPr>
+            <w:r>
+              <w:rPr>
+                <w:rFonts w:ascii="Arial" w:hAnsi="Arial" w:eastAsia="맑은 고딕"/>
+                <w:color w:val="333333"/>
+                <w:sz w:val="18"/>
+              </w:rPr>
+              <w:t xml:space="preserve">유효 시 비밀번호 설정 폼 표시</w:t>
+            </w:r>
+          </w:p>
+        </w:tc>
+        <w:tc>
+          <w:tcPr>
+            <w:tcBorders>
+              <w:top w:val="single" w:sz="4" w:space="0" w:color="BFBFBF"/>
+              <w:bottom w:val="single" w:sz="4" w:space="0" w:color="BFBFBF"/>
+              <w:left w:val="single" w:sz="4" w:space="0" w:color="BFBFBF"/>
+              <w:right w:val="single" w:sz="4" w:space="0" w:color="BFBFBF"/>
+            </w:tcBorders>
+            <w:shd w:fill="F2F7FB" w:val="clear"/>
+            <w:tcMar>
+              <w:top w:w="50" w:type="dxa"/>
+              <w:bottom w:w="50" w:type="dxa"/>
+              <w:left w:w="100" w:type="dxa"/>
+              <w:right w:w="100" w:type="dxa"/>
+            </w:tcMar>
+          </w:tcPr>
+          <w:p>
+            <w:pPr>
+              <w:pStyle w:val="Compact"/>
+              <w:spacing w:before="20" w:after="20" w:line="280" w:lineRule="exact"/>
+              <w:jc w:val="left"/>
+            </w:pPr>
+            <w:r>
+              <w:rPr>
+                <w:rFonts w:ascii="Arial" w:hAnsi="Arial" w:eastAsia="맑은 고딕"/>
+                <w:color w:val="333333"/>
+                <w:sz w:val="18"/>
+              </w:rPr>
+              <w:t xml:space="preserve">비밀번호 + 확인 필드 렌더링</w:t>
+            </w:r>
+          </w:p>
+        </w:tc>
+        <w:tc>
+          <w:tcPr>
+            <w:tcBorders>
+              <w:top w:val="single" w:sz="4" w:space="0" w:color="BFBFBF"/>
+              <w:bottom w:val="single" w:sz="4" w:space="0" w:color="BFBFBF"/>
+              <w:left w:val="single" w:sz="4" w:space="0" w:color="BFBFBF"/>
+              <w:right w:val="single" w:sz="4" w:space="0" w:color="BFBFBF"/>
+            </w:tcBorders>
+            <w:shd w:fill="F2F7FB" w:val="clear"/>
+            <w:tcMar>
+              <w:top w:w="50" w:type="dxa"/>
+              <w:bottom w:w="50" w:type="dxa"/>
+              <w:left w:w="100" w:type="dxa"/>
+              <w:right w:w="100" w:type="dxa"/>
+            </w:tcMar>
+          </w:tcPr>
+          <w:p>
+            <w:pPr>
+              <w:pStyle w:val="Compact"/>
+              <w:spacing w:before="20" w:after="20" w:line="280" w:lineRule="exact"/>
+              <w:jc w:val="left"/>
+            </w:pPr>
+            <w:r>
+              <w:rPr>
+                <w:rFonts w:ascii="Arial" w:hAnsi="Arial" w:eastAsia="맑은 고딕"/>
+                <w:color w:val="333333"/>
+                <w:sz w:val="18"/>
+              </w:rPr>
+              <w:t xml:space="preserve">강도 표시기 초기 상태</w:t>
+            </w:r>
+          </w:p>
+        </w:tc>
+      </w:tr>
+      <w:tr>
+        <w:trPr/>
+        <w:tc>
+          <w:tcPr>
+            <w:tcBorders>
+              <w:top w:val="single" w:sz="4" w:space="0" w:color="BFBFBF"/>
+              <w:bottom w:val="single" w:sz="4" w:space="0" w:color="BFBFBF"/>
+              <w:left w:val="single" w:sz="4" w:space="0" w:color="BFBFBF"/>
+              <w:right w:val="single" w:sz="4" w:space="0" w:color="BFBFBF"/>
+            </w:tcBorders>
+            <w:tcMar>
+              <w:top w:w="50" w:type="dxa"/>
+              <w:bottom w:w="50" w:type="dxa"/>
+              <w:left w:w="100" w:type="dxa"/>
+              <w:right w:w="100" w:type="dxa"/>
+            </w:tcMar>
+          </w:tcPr>
+          <w:p>
+            <w:pPr>
+              <w:pStyle w:val="Compact"/>
+              <w:spacing w:before="20" w:after="20" w:line="280" w:lineRule="exact"/>
+              <w:jc w:val="left"/>
+            </w:pPr>
+            <w:r>
+              <w:rPr>
+                <w:rFonts w:ascii="Arial" w:hAnsi="Arial" w:eastAsia="맑은 고딕"/>
+                <w:color w:val="333333"/>
+                <w:sz w:val="18"/>
+              </w:rPr>
+              <w:t xml:space="preserve">3</w:t>
+            </w:r>
+          </w:p>
+        </w:tc>
+        <w:tc>
+          <w:tcPr>
+            <w:tcBorders>
+              <w:top w:val="single" w:sz="4" w:space="0" w:color="BFBFBF"/>
+              <w:bottom w:val="single" w:sz="4" w:space="0" w:color="BFBFBF"/>
+              <w:left w:val="single" w:sz="4" w:space="0" w:color="BFBFBF"/>
+              <w:right w:val="single" w:sz="4" w:space="0" w:color="BFBFBF"/>
+            </w:tcBorders>
+            <w:tcMar>
+              <w:top w:w="50" w:type="dxa"/>
+              <w:bottom w:w="50" w:type="dxa"/>
+              <w:left w:w="100" w:type="dxa"/>
+              <w:right w:w="100" w:type="dxa"/>
+            </w:tcMar>
+          </w:tcPr>
+          <w:p>
+            <w:pPr>
+              <w:pStyle w:val="Compact"/>
+              <w:spacing w:before="20" w:after="20" w:line="280" w:lineRule="exact"/>
+              <w:jc w:val="left"/>
+            </w:pPr>
+            <w:r>
+              <w:rPr>
+                <w:rFonts w:ascii="Arial" w:hAnsi="Arial" w:eastAsia="맑은 고딕"/>
+                <w:color w:val="333333"/>
+                <w:sz w:val="18"/>
+              </w:rPr>
+              <w:t xml:space="preserve">비밀번호 입력 (8자 이상, 대/소/숫/특수)</w:t>
+            </w:r>
+          </w:p>
+        </w:tc>
+        <w:tc>
+          <w:tcPr>
+            <w:tcBorders>
+              <w:top w:val="single" w:sz="4" w:space="0" w:color="BFBFBF"/>
+              <w:bottom w:val="single" w:sz="4" w:space="0" w:color="BFBFBF"/>
+              <w:left w:val="single" w:sz="4" w:space="0" w:color="BFBFBF"/>
+              <w:right w:val="single" w:sz="4" w:space="0" w:color="BFBFBF"/>
+            </w:tcBorders>
+            <w:tcMar>
+              <w:top w:w="50" w:type="dxa"/>
+              <w:bottom w:w="50" w:type="dxa"/>
+              <w:left w:w="100" w:type="dxa"/>
+              <w:right w:w="100" w:type="dxa"/>
+            </w:tcMar>
+          </w:tcPr>
+          <w:p>
+            <w:pPr>
+              <w:pStyle w:val="Compact"/>
+              <w:spacing w:before="20" w:after="20" w:line="280" w:lineRule="exact"/>
+              <w:jc w:val="left"/>
+            </w:pPr>
+            <w:r>
+              <w:rPr>
+                <w:rFonts w:ascii="Arial" w:hAnsi="Arial" w:eastAsia="맑은 고딕"/>
+                <w:color w:val="333333"/>
+                <w:sz w:val="18"/>
+              </w:rPr>
+              <w:t xml:space="preserve">실시간 강도 판정 →</w:t>
+            </w:r>
+            <w:r>
+              <w:rPr>
+                <w:rFonts w:ascii="Arial" w:hAnsi="Arial" w:eastAsia="맑은 고딕"/>
+                <w:color w:val="333333"/>
+                <w:sz w:val="18"/>
+              </w:rPr>
+              <w:t xml:space="preserve"> </w:t>
+            </w:r>
+            <w:r>
+              <w:rPr>
+                <w:rFonts w:ascii="Arial" w:hAnsi="Arial" w:eastAsia="맑은 고딕"/>
+                <w:color w:val="333333"/>
+                <w:sz w:val="18"/>
+              </w:rPr>
+              <w:t xml:space="preserve">“</w:t>
+            </w:r>
+            <w:r>
+              <w:rPr>
+                <w:rFonts w:ascii="Arial" w:hAnsi="Arial" w:eastAsia="맑은 고딕"/>
+                <w:color w:val="333333"/>
+                <w:sz w:val="18"/>
+              </w:rPr>
+              <w:t xml:space="preserve">강함</w:t>
+            </w:r>
+            <w:r>
+              <w:rPr>
+                <w:rFonts w:ascii="Arial" w:hAnsi="Arial" w:eastAsia="맑은 고딕"/>
+                <w:color w:val="333333"/>
+                <w:sz w:val="18"/>
+              </w:rPr>
+              <w:t xml:space="preserve">”</w:t>
+            </w:r>
+            <w:r>
+              <w:rPr>
+                <w:rFonts w:ascii="Arial" w:hAnsi="Arial" w:eastAsia="맑은 고딕"/>
+                <w:color w:val="333333"/>
+                <w:sz w:val="18"/>
+              </w:rPr>
+              <w:t xml:space="preserve"> </w:t>
+            </w:r>
+            <w:r>
+              <w:rPr>
+                <w:rFonts w:ascii="Arial" w:hAnsi="Arial" w:eastAsia="맑은 고딕"/>
+                <w:color w:val="333333"/>
+                <w:sz w:val="18"/>
+              </w:rPr>
+              <w:t xml:space="preserve">표시</w:t>
+            </w:r>
+          </w:p>
+        </w:tc>
+        <w:tc>
+          <w:tcPr>
+            <w:tcBorders>
+              <w:top w:val="single" w:sz="4" w:space="0" w:color="BFBFBF"/>
+              <w:bottom w:val="single" w:sz="4" w:space="0" w:color="BFBFBF"/>
+              <w:left w:val="single" w:sz="4" w:space="0" w:color="BFBFBF"/>
+              <w:right w:val="single" w:sz="4" w:space="0" w:color="BFBFBF"/>
+            </w:tcBorders>
+            <w:tcMar>
+              <w:top w:w="50" w:type="dxa"/>
+              <w:bottom w:w="50" w:type="dxa"/>
+              <w:left w:w="100" w:type="dxa"/>
+              <w:right w:w="100" w:type="dxa"/>
+            </w:tcMar>
+          </w:tcPr>
+          <w:p>
+            <w:pPr>
+              <w:pStyle w:val="Compact"/>
+              <w:spacing w:before="20" w:after="20" w:line="280" w:lineRule="exact"/>
+              <w:jc w:val="left"/>
+            </w:pPr>
+            <w:r>
+              <w:rPr>
+                <w:rFonts w:ascii="Arial" w:hAnsi="Arial" w:eastAsia="맑은 고딕"/>
+                <w:color w:val="333333"/>
+                <w:sz w:val="18"/>
+              </w:rPr>
+              <w:t xml:space="preserve">확인 필드 일치 검증</w:t>
+            </w:r>
+          </w:p>
+        </w:tc>
+      </w:tr>
+      <w:tr>
+        <w:trPr/>
+        <w:tc>
+          <w:tcPr>
+            <w:tcBorders>
+              <w:top w:val="single" w:sz="4" w:space="0" w:color="BFBFBF"/>
+              <w:bottom w:val="single" w:sz="4" w:space="0" w:color="BFBFBF"/>
+              <w:left w:val="single" w:sz="4" w:space="0" w:color="BFBFBF"/>
+              <w:right w:val="single" w:sz="4" w:space="0" w:color="BFBFBF"/>
+            </w:tcBorders>
+            <w:shd w:fill="F2F7FB" w:val="clear"/>
+            <w:tcMar>
+              <w:top w:w="50" w:type="dxa"/>
+              <w:bottom w:w="50" w:type="dxa"/>
+              <w:left w:w="100" w:type="dxa"/>
+              <w:right w:w="100" w:type="dxa"/>
+            </w:tcMar>
+          </w:tcPr>
+          <w:p>
+            <w:pPr>
+              <w:pStyle w:val="Compact"/>
+              <w:spacing w:before="20" w:after="20" w:line="280" w:lineRule="exact"/>
+              <w:jc w:val="left"/>
+            </w:pPr>
+            <w:r>
+              <w:rPr>
+                <w:rFonts w:ascii="Arial" w:hAnsi="Arial" w:eastAsia="맑은 고딕"/>
+                <w:color w:val="333333"/>
+                <w:sz w:val="18"/>
+              </w:rPr>
+              <w:t xml:space="preserve">4</w:t>
+            </w:r>
+          </w:p>
+        </w:tc>
+        <w:tc>
+          <w:tcPr>
+            <w:tcBorders>
+              <w:top w:val="single" w:sz="4" w:space="0" w:color="BFBFBF"/>
+              <w:bottom w:val="single" w:sz="4" w:space="0" w:color="BFBFBF"/>
+              <w:left w:val="single" w:sz="4" w:space="0" w:color="BFBFBF"/>
+              <w:right w:val="single" w:sz="4" w:space="0" w:color="BFBFBF"/>
+            </w:tcBorders>
+            <w:shd w:fill="F2F7FB" w:val="clear"/>
+            <w:tcMar>
+              <w:top w:w="50" w:type="dxa"/>
+              <w:bottom w:w="50" w:type="dxa"/>
+              <w:left w:w="100" w:type="dxa"/>
+              <w:right w:w="100" w:type="dxa"/>
+            </w:tcMar>
+          </w:tcPr>
+          <w:p>
+            <w:pPr>
+              <w:pStyle w:val="Compact"/>
+              <w:spacing w:before="20" w:after="20" w:line="280" w:lineRule="exact"/>
+              <w:jc w:val="left"/>
+            </w:pPr>
+            <w:r>
+              <w:rPr>
+                <w:rFonts w:ascii="Arial" w:hAnsi="Arial" w:eastAsia="맑은 고딕"/>
+                <w:color w:val="333333"/>
+                <w:sz w:val="18"/>
+              </w:rPr>
+              <w:t xml:space="preserve">설정 완료 클릭</w:t>
+            </w:r>
+          </w:p>
+        </w:tc>
+        <w:tc>
+          <w:tcPr>
+            <w:tcBorders>
+              <w:top w:val="single" w:sz="4" w:space="0" w:color="BFBFBF"/>
+              <w:bottom w:val="single" w:sz="4" w:space="0" w:color="BFBFBF"/>
+              <w:left w:val="single" w:sz="4" w:space="0" w:color="BFBFBF"/>
+              <w:right w:val="single" w:sz="4" w:space="0" w:color="BFBFBF"/>
+            </w:tcBorders>
+            <w:shd w:fill="F2F7FB" w:val="clear"/>
+            <w:tcMar>
+              <w:top w:w="50" w:type="dxa"/>
+              <w:bottom w:w="50" w:type="dxa"/>
+              <w:left w:w="100" w:type="dxa"/>
+              <w:right w:w="100" w:type="dxa"/>
+            </w:tcMar>
+          </w:tcPr>
+          <w:p>
+            <w:pPr>
+              <w:pStyle w:val="Compact"/>
+              <w:spacing w:before="20" w:after="20" w:line="280" w:lineRule="exact"/>
+              <w:jc w:val="left"/>
+            </w:pPr>
+            <w:r>
+              <w:rPr>
+                <w:rStyle w:val="VerbatimChar"/>
+                <w:rFonts w:ascii="Arial" w:hAnsi="Arial" w:eastAsia="맑은 고딕"/>
+                <w:color w:val="333333"/>
+                <w:sz w:val="18"/>
+              </w:rPr>
+              <w:t xml:space="preserve">POST /api/auth/set-password</w:t>
+            </w:r>
+            <w:r>
+              <w:rPr>
+                <w:rFonts w:ascii="Arial" w:hAnsi="Arial" w:eastAsia="맑은 고딕"/>
+                <w:color w:val="333333"/>
+                <w:sz w:val="18"/>
+              </w:rPr>
+              <w:t xml:space="preserve"> </w:t>
+            </w:r>
+            <w:r>
+              <w:rPr>
+                <w:rFonts w:ascii="Arial" w:hAnsi="Arial" w:eastAsia="맑은 고딕"/>
+                <w:color w:val="333333"/>
+                <w:sz w:val="18"/>
+              </w:rPr>
+              <w:t xml:space="preserve">호출. status→pending_approval</w:t>
+            </w:r>
+          </w:p>
+        </w:tc>
+        <w:tc>
+          <w:tcPr>
+            <w:tcBorders>
+              <w:top w:val="single" w:sz="4" w:space="0" w:color="BFBFBF"/>
+              <w:bottom w:val="single" w:sz="4" w:space="0" w:color="BFBFBF"/>
+              <w:left w:val="single" w:sz="4" w:space="0" w:color="BFBFBF"/>
+              <w:right w:val="single" w:sz="4" w:space="0" w:color="BFBFBF"/>
+            </w:tcBorders>
+            <w:shd w:fill="F2F7FB" w:val="clear"/>
+            <w:tcMar>
+              <w:top w:w="50" w:type="dxa"/>
+              <w:bottom w:w="50" w:type="dxa"/>
+              <w:left w:w="100" w:type="dxa"/>
+              <w:right w:w="100" w:type="dxa"/>
+            </w:tcMar>
+          </w:tcPr>
+          <w:p>
+            <w:pPr>
+              <w:pStyle w:val="Compact"/>
+              <w:spacing w:before="20" w:after="20" w:line="280" w:lineRule="exact"/>
+              <w:jc w:val="left"/>
+            </w:pPr>
+            <w:r>
+              <w:rPr>
+                <w:rFonts w:ascii="Arial" w:hAnsi="Arial" w:eastAsia="맑은 고딕"/>
+                <w:color w:val="333333"/>
+                <w:sz w:val="18"/>
+              </w:rPr>
+              <w:t xml:space="preserve">“</w:t>
+            </w:r>
+            <w:r>
+              <w:rPr>
+                <w:rFonts w:ascii="Arial" w:hAnsi="Arial" w:eastAsia="맑은 고딕"/>
+                <w:color w:val="333333"/>
+                <w:sz w:val="18"/>
+              </w:rPr>
+              <w:t xml:space="preserve">계정이 활성화되었습니다</w:t>
+            </w:r>
+            <w:r>
+              <w:rPr>
+                <w:rFonts w:ascii="Arial" w:hAnsi="Arial" w:eastAsia="맑은 고딕"/>
+                <w:color w:val="333333"/>
+                <w:sz w:val="18"/>
+              </w:rPr>
+              <w:t xml:space="preserve">”</w:t>
+            </w:r>
+            <w:r>
+              <w:rPr>
+                <w:rFonts w:ascii="Arial" w:hAnsi="Arial" w:eastAsia="맑은 고딕"/>
+                <w:color w:val="333333"/>
+                <w:sz w:val="18"/>
+              </w:rPr>
+              <w:t xml:space="preserve"> </w:t>
+            </w:r>
+            <w:r>
+              <w:rPr>
+                <w:rFonts w:ascii="Arial" w:hAnsi="Arial" w:eastAsia="맑은 고딕"/>
+                <w:color w:val="333333"/>
+                <w:sz w:val="18"/>
+              </w:rPr>
+              <w:t xml:space="preserve">+ 로그인 페이지 이동</w:t>
+            </w:r>
+          </w:p>
+        </w:tc>
+      </w:tr>
+    </w:tbl>
+    <w:p>
+      <w:r>
+        <w:pict>
+          <v:rect style="width:0;height:1.5pt" o:hralign="center" o:hrstd="t" o:hr="t"/>
+        </w:pict>
+      </w:r>
+    </w:p>
+    <w:p>
+      <w:pPr>
+        <w:pStyle w:val="Heading2"/>
+      </w:pPr>
+      <w:bookmarkStart w:id="35" w:name="개발자용-정책-설명"/>
+      <w:r>
+        <w:t xml:space="preserve">4. 개발자용 정책 설명</w:t>
+      </w:r>
+      <w:bookmarkEnd w:id="35"/>
+    </w:p>
+    <w:p>
+      <w:pPr>
+        <w:pStyle w:val="Heading3"/>
+      </w:pPr>
+      <w:bookmarkStart w:id="36" w:name="계정-잠금-정책"/>
+      <w:r>
+        <w:t xml:space="preserve">4.1. 계정 잠금 정책</w:t>
+      </w:r>
+      <w:bookmarkEnd w:id="36"/>
+    </w:p>
+    <w:p>
+      <w:pPr>
+        <w:pStyle w:val="SourceCode"/>
+      </w:pPr>
+      <w:r>
+        <w:rPr>
+          <w:rStyle w:val="VerbatimChar"/>
+        </w:rPr>
+        <w:t xml:space="preserve">조건: loginAttempts &gt;= maxLoginAttempts(5)</w:t>
+      </w:r>
+      <w:r>
+        <w:br/>
+      </w:r>
+      <w:r>
+        <w:rPr>
+          <w:rStyle w:val="VerbatimChar"/>
+        </w:rPr>
+        <w:t xml:space="preserve">처리: lockedUntil = now() + lockoutDurationMinutes(15분)</w:t>
+      </w:r>
+      <w:r>
+        <w:br/>
+      </w:r>
+      <w:r>
+        <w:rPr>
+          <w:rStyle w:val="VerbatimChar"/>
+        </w:rPr>
+        <w:t xml:space="preserve">해제: (1) 시간 경과 자동 해제 (2) 관리자 수동 해제 API</w:t>
+      </w:r>
+      <w:r>
+        <w:br/>
+      </w:r>
+      <w:r>
+        <w:rPr>
+          <w:rStyle w:val="VerbatimChar"/>
+        </w:rPr>
+        <w:t xml:space="preserve">저장소: Redis key="login_attempts:{email}", TTL=30분</w:t>
+      </w:r>
+      <w:r>
+        <w:br/>
+      </w:r>
+      <w:r>
+        <w:rPr>
+          <w:rStyle w:val="VerbatimChar"/>
+        </w:rPr>
+        <w:t xml:space="preserve">초기화: 로그인 성공 시 loginAttempts=0, lockedUntil=null</w:t>
+      </w:r>
+    </w:p>
+    <w:p>
+      <w:pPr>
+        <w:pStyle w:val="FirstParagraph"/>
+      </w:pPr>
+      <w:r>
+        <w:rPr>
+          <w:b/>
+        </w:rPr>
+        <w:t xml:space="preserve">프론트엔드 분기:</w:t>
+      </w:r>
+      <w:r>
+        <w:t xml:space="preserve"> </w:t>
+      </w:r>
+      <w:r>
+        <w:t xml:space="preserve">-</w:t>
+      </w:r>
+      <w:r>
+        <w:t xml:space="preserve"> </w:t>
+      </w:r>
+      <w:r>
+        <w:rPr>
+          <w:rStyle w:val="VerbatimChar"/>
+        </w:rPr>
+        <w:t xml:space="preserve">loginAttempts &lt; 5</w:t>
+      </w:r>
+      <w:r>
+        <w:t xml:space="preserve">: 잔여 횟수 텍스트</w:t>
+      </w:r>
+      <w:r>
+        <w:t xml:space="preserve"> </w:t>
+      </w:r>
+      <w:r>
+        <w:rPr>
+          <w:rStyle w:val="VerbatimChar"/>
+        </w:rPr>
+        <w:t xml:space="preserve">"N회 남음"</w:t>
+      </w:r>
+      <w:r>
+        <w:t xml:space="preserve"> </w:t>
+      </w:r>
+      <w:r>
+        <w:t xml:space="preserve">-</w:t>
+      </w:r>
+      <w:r>
+        <w:t xml:space="preserve"> </w:t>
+      </w:r>
+      <w:r>
+        <w:rPr>
+          <w:rStyle w:val="VerbatimChar"/>
+        </w:rPr>
+        <w:t xml:space="preserve">lockedUntil &gt; now()</w:t>
+      </w:r>
+      <w:r>
+        <w:t xml:space="preserve">: 카운트다운 타이머 표시, 로그인 버튼 비활성화</w:t>
+      </w:r>
+    </w:p>
+    <w:p>
+      <w:pPr>
+        <w:pStyle w:val="Heading3"/>
+      </w:pPr>
+      <w:bookmarkStart w:id="37" w:name="세션-동시접속-제한-정책"/>
+      <w:r>
+        <w:t xml:space="preserve">4.2. 세션 동시접속 제한 정책</w:t>
+      </w:r>
+      <w:bookmarkEnd w:id="37"/>
+    </w:p>
+    <w:p>
+      <w:pPr>
+        <w:pStyle w:val="SourceCode"/>
+      </w:pPr>
+      <w:r>
+        <w:rPr>
+          <w:rStyle w:val="VerbatimChar"/>
+        </w:rPr>
+        <w:t xml:space="preserve">sessionConcurrencyLimit = 1</w:t>
+      </w:r>
+      <w:r>
+        <w:br/>
+      </w:r>
+      <w:r>
+        <w:rPr>
+          <w:rStyle w:val="VerbatimChar"/>
+        </w:rPr>
+        <w:t xml:space="preserve">처리: 신규 로그인 시 기존 세션 강제 만료</w:t>
+      </w:r>
+      <w:r>
+        <w:br/>
+      </w:r>
+      <w:r>
+        <w:rPr>
+          <w:rStyle w:val="VerbatimChar"/>
+        </w:rPr>
+        <w:t xml:space="preserve">기존 세션 사용자 화면: "다른 기기에서 로그인하여 현재 세션이 종료되었습니다" → 로그인 페이지 이동</w:t>
+      </w:r>
+    </w:p>
+    <w:p>
+      <w:pPr>
+        <w:pStyle w:val="Heading3"/>
+      </w:pPr>
+      <w:bookmarkStart w:id="38" w:name="토큰-정책"/>
+      <w:r>
+        <w:t xml:space="preserve">4.3. 토큰 정책</w:t>
+      </w:r>
+      <w:bookmarkEnd w:id="38"/>
+    </w:p>
+    <w:p>
+      <w:pPr>
+        <w:pStyle w:val="SourceCode"/>
+      </w:pPr>
+      <w:r>
+        <w:rPr>
+          <w:rStyle w:val="VerbatimChar"/>
+        </w:rPr>
+        <w:t xml:space="preserve">Access Token: TTL=15분, 슬라이딩 윈도우</w:t>
+      </w:r>
+      <w:r>
+        <w:br/>
+      </w:r>
+      <w:r>
+        <w:rPr>
+          <w:rStyle w:val="VerbatimChar"/>
+        </w:rPr>
+        <w:t xml:space="preserve">Refresh Token: TTL=7일 (rememberMe=true 시 30일)</w:t>
+      </w:r>
+      <w:r>
+        <w:br/>
+      </w:r>
+      <w:r>
+        <w:rPr>
+          <w:rStyle w:val="VerbatimChar"/>
+        </w:rPr>
+        <w:t xml:space="preserve">초대 토큰: TTL=72시간, 1회 사용 후 isUsed=true로 무효화</w:t>
+      </w:r>
+      <w:r>
+        <w:br/>
+      </w:r>
+      <w:r>
+        <w:rPr>
+          <w:rStyle w:val="VerbatimChar"/>
+        </w:rPr>
+        <w:t xml:space="preserve">MFA OTP: TTL=5분, 재발송 쿨다운=60초</w:t>
       </w:r>
     </w:p>
     <w:sectPr/>
